--- a/Phase1/Week3/Day2/week03-day-2-user-stories-testcase generator.docx
+++ b/Phase1/Week3/Day2/week03-day-2-user-stories-testcase generator.docx
@@ -14,14 +14,7 @@
           <w:b/>
           <w:bCs/>
         </w:rPr>
-        <w:t>Jira integration to fetch user stories</w:t>
-      </w:r>
-      <w:r>
-        <w:rPr>
-          <w:b/>
-          <w:bCs/>
-        </w:rPr>
-        <w:t>:</w:t>
+        <w:t>Jira integration to fetch user stories:</w:t>
       </w:r>
       <w:r>
         <w:rPr>
@@ -43,28 +36,43 @@
           <w:b/>
           <w:bCs/>
         </w:rPr>
-        <w:t>Please find below step by step process followed to integrate with Jira, fetching user stories, and generated the test cases.</w:t>
-      </w:r>
-    </w:p>
-    <w:p>
-      <w:pPr>
-        <w:rPr>
-          <w:b/>
-          <w:bCs/>
-        </w:rPr>
-      </w:pPr>
-    </w:p>
-    <w:p>
-      <w:pPr>
-        <w:rPr>
-          <w:b/>
-          <w:bCs/>
-        </w:rPr>
-      </w:pPr>
-      <w:r>
-        <w:rPr>
-          <w:b/>
-          <w:bCs/>
+        <w:t xml:space="preserve">Please find below </w:t>
+      </w:r>
+      <w:r>
+        <w:rPr>
+          <w:b/>
+          <w:bCs/>
+        </w:rPr>
+        <w:t>step-by-step</w:t>
+      </w:r>
+      <w:r>
+        <w:rPr>
+          <w:b/>
+          <w:bCs/>
+        </w:rPr>
+        <w:t xml:space="preserve"> process followed to integrate with Jira, fetching user stories, and generated the test cases.</w:t>
+      </w:r>
+    </w:p>
+    <w:p>
+      <w:pPr>
+        <w:rPr>
+          <w:b/>
+          <w:bCs/>
+        </w:rPr>
+      </w:pPr>
+    </w:p>
+    <w:p>
+      <w:pPr>
+        <w:rPr>
+          <w:b/>
+          <w:bCs/>
+        </w:rPr>
+      </w:pPr>
+      <w:r>
+        <w:rPr>
+          <w:b/>
+          <w:bCs/>
+          <w:noProof/>
         </w:rPr>
         <w:drawing>
           <wp:inline distT="0" distB="0" distL="0" distR="0" wp14:anchorId="059552A7" wp14:editId="724CDE90">
@@ -122,6 +130,7 @@
         <w:rPr>
           <w:b/>
           <w:bCs/>
+          <w:noProof/>
         </w:rPr>
         <w:drawing>
           <wp:inline distT="0" distB="0" distL="0" distR="0" wp14:anchorId="29CF470A" wp14:editId="1988D4C3">
@@ -179,6 +188,7 @@
         <w:rPr>
           <w:b/>
           <w:bCs/>
+          <w:noProof/>
         </w:rPr>
         <w:lastRenderedPageBreak/>
         <w:drawing>
@@ -237,6 +247,7 @@
         <w:rPr>
           <w:b/>
           <w:bCs/>
+          <w:noProof/>
         </w:rPr>
         <w:drawing>
           <wp:inline distT="0" distB="0" distL="0" distR="0" wp14:anchorId="02247DB0" wp14:editId="695C0A45">
@@ -302,6 +313,7 @@
         <w:rPr>
           <w:b/>
           <w:bCs/>
+          <w:noProof/>
         </w:rPr>
         <w:lastRenderedPageBreak/>
         <w:drawing>
@@ -368,6 +380,7 @@
         <w:rPr>
           <w:b/>
           <w:bCs/>
+          <w:noProof/>
         </w:rPr>
         <w:drawing>
           <wp:inline distT="0" distB="0" distL="0" distR="0" wp14:anchorId="1711DB03" wp14:editId="0C31B873">
@@ -433,6 +446,7 @@
         <w:rPr>
           <w:b/>
           <w:bCs/>
+          <w:noProof/>
         </w:rPr>
         <w:lastRenderedPageBreak/>
         <w:drawing>
@@ -491,6 +505,7 @@
         <w:rPr>
           <w:b/>
           <w:bCs/>
+          <w:noProof/>
         </w:rPr>
         <w:drawing>
           <wp:inline distT="0" distB="0" distL="0" distR="0" wp14:anchorId="427B3343" wp14:editId="0C6614AE">
@@ -548,6 +563,7 @@
         <w:rPr>
           <w:b/>
           <w:bCs/>
+          <w:noProof/>
         </w:rPr>
         <w:drawing>
           <wp:inline distT="0" distB="0" distL="0" distR="0" wp14:anchorId="3441F50A" wp14:editId="0271F22D">
@@ -597,6 +613,7 @@
         <w:rPr>
           <w:b/>
           <w:bCs/>
+          <w:noProof/>
         </w:rPr>
         <w:lastRenderedPageBreak/>
         <w:drawing>
@@ -663,6 +680,7 @@
         <w:rPr>
           <w:b/>
           <w:bCs/>
+          <w:noProof/>
         </w:rPr>
         <w:drawing>
           <wp:inline distT="0" distB="0" distL="0" distR="0" wp14:anchorId="7D24902E" wp14:editId="518E8FC2">
@@ -720,6 +738,7 @@
         <w:rPr>
           <w:b/>
           <w:bCs/>
+          <w:noProof/>
         </w:rPr>
         <w:lastRenderedPageBreak/>
         <w:drawing>
@@ -778,6 +797,7 @@
         <w:rPr>
           <w:b/>
           <w:bCs/>
+          <w:noProof/>
         </w:rPr>
         <w:drawing>
           <wp:inline distT="0" distB="0" distL="0" distR="0" wp14:anchorId="7DE92671" wp14:editId="04A96842">
@@ -827,6 +847,7 @@
         <w:rPr>
           <w:b/>
           <w:bCs/>
+          <w:noProof/>
         </w:rPr>
         <w:lastRenderedPageBreak/>
         <w:drawing>
@@ -893,6 +914,7 @@
         <w:rPr>
           <w:b/>
           <w:bCs/>
+          <w:noProof/>
         </w:rPr>
         <w:drawing>
           <wp:inline distT="0" distB="0" distL="0" distR="0" wp14:anchorId="2657978D" wp14:editId="55125476">
@@ -950,6 +972,7 @@
         <w:rPr>
           <w:b/>
           <w:bCs/>
+          <w:noProof/>
         </w:rPr>
         <w:lastRenderedPageBreak/>
         <w:drawing>
@@ -1008,6 +1031,7 @@
         <w:rPr>
           <w:b/>
           <w:bCs/>
+          <w:noProof/>
         </w:rPr>
         <w:drawing>
           <wp:inline distT="0" distB="0" distL="0" distR="0" wp14:anchorId="6D3070A9" wp14:editId="281AFC20">
@@ -1065,6 +1089,7 @@
         <w:rPr>
           <w:b/>
           <w:bCs/>
+          <w:noProof/>
         </w:rPr>
         <w:lastRenderedPageBreak/>
         <w:drawing>
@@ -1123,6 +1148,7 @@
         <w:rPr>
           <w:b/>
           <w:bCs/>
+          <w:noProof/>
         </w:rPr>
         <w:drawing>
           <wp:inline distT="0" distB="0" distL="0" distR="0" wp14:anchorId="1C11A96D" wp14:editId="3BE8C5C0">
@@ -1180,6 +1206,7 @@
         <w:rPr>
           <w:b/>
           <w:bCs/>
+          <w:noProof/>
         </w:rPr>
         <w:lastRenderedPageBreak/>
         <w:drawing>
@@ -1238,6 +1265,7 @@
         <w:rPr>
           <w:b/>
           <w:bCs/>
+          <w:noProof/>
         </w:rPr>
         <w:drawing>
           <wp:inline distT="0" distB="0" distL="0" distR="0" wp14:anchorId="4A94A515" wp14:editId="736852D9">
@@ -1295,6 +1323,7 @@
         <w:rPr>
           <w:b/>
           <w:bCs/>
+          <w:noProof/>
         </w:rPr>
         <w:lastRenderedPageBreak/>
         <w:drawing>
@@ -1353,6 +1382,7 @@
         <w:rPr>
           <w:b/>
           <w:bCs/>
+          <w:noProof/>
         </w:rPr>
         <w:drawing>
           <wp:inline distT="0" distB="0" distL="0" distR="0" wp14:anchorId="777F1536" wp14:editId="28D53134">
@@ -1402,6 +1432,7 @@
         <w:rPr>
           <w:b/>
           <w:bCs/>
+          <w:noProof/>
         </w:rPr>
         <w:lastRenderedPageBreak/>
         <w:drawing>
